--- a/renders/DC_BMO_GLOBAL_generated.docx
+++ b/renders/DC_BMO_GLOBAL_generated.docx
@@ -816,40 +816,13 @@
             <w:tcW w:type="dxa" w:w="7937"/>
             <w:vAlign w:val="center"/>
           </w:tcPr>
-          <w:p/>
-        </w:tc>
-      </w:tr>
-      <w:tr>
-        <w:trPr>
-          <w:trHeight w:val="360"/>
-        </w:trPr>
-        <w:tc>
-          <w:tcPr>
-            <w:tcW w:type="dxa" w:w="1701"/>
-            <w:vAlign w:val="center"/>
-          </w:tcPr>
-          <w:p>
-            <w:pPr>
-              <w:pStyle w:val="DCTableYear"/>
-              <w:jc w:val="left"/>
-            </w:pPr>
-            <w:r>
-              <w:t>Langue</w:t>
-            </w:r>
-          </w:p>
-        </w:tc>
-        <w:tc>
-          <w:tcPr>
-            <w:tcW w:type="dxa" w:w="7937"/>
-            <w:vAlign w:val="center"/>
-          </w:tcPr>
           <w:p>
             <w:pPr>
               <w:pStyle w:val="DCTableContent"/>
               <w:jc w:val="left"/>
             </w:pPr>
             <w:r>
-              <w:t>maternelle</w:t>
+              <w:t>Langue maternelle</w:t>
             </w:r>
           </w:p>
         </w:tc>
@@ -881,7 +854,15 @@
             <w:tcW w:type="dxa" w:w="7937"/>
             <w:vAlign w:val="center"/>
           </w:tcPr>
-          <w:p/>
+          <w:p>
+            <w:pPr>
+              <w:pStyle w:val="DCTableContent"/>
+              <w:jc w:val="left"/>
+            </w:pPr>
+            <w:r>
+              <w:t>Courant</w:t>
+            </w:r>
+          </w:p>
         </w:tc>
       </w:tr>
       <w:tr>
@@ -911,111 +892,10 @@
             <w:tcW w:type="dxa" w:w="7937"/>
             <w:vAlign w:val="center"/>
           </w:tcPr>
-          <w:p/>
-        </w:tc>
-      </w:tr>
-    </w:tbl>
-    <w:p>
-      <w:pPr>
-        <w:pStyle w:val="DCNormal"/>
-      </w:pPr>
-    </w:p>
-    <w:tbl>
-      <w:tblPr>
-        <w:tblW w:type="auto" w:w="0"/>
-        <w:tblLayout w:type="fixed"/>
-        <w:tblLook w:firstColumn="1" w:firstRow="1" w:lastColumn="0" w:lastRow="0" w:noHBand="0" w:noVBand="1" w:val="04A0"/>
-      </w:tblPr>
-      <w:tblGrid>
-        <w:gridCol w:w="1363"/>
-        <w:gridCol w:w="9101"/>
-      </w:tblGrid>
-      <w:tr>
-        <w:tc>
-          <w:tcPr>
-            <w:tcW w:type="dxa" w:w="1363"/>
-          </w:tcPr>
-          <w:p>
-            <w:pPr>
-              <w:pStyle w:val="DCTableYear"/>
-            </w:pPr>
-            <w:r>
-              <w:rPr>
-                <w:b/>
-              </w:rPr>
-              <w:t>Français</w:t>
-            </w:r>
-          </w:p>
-        </w:tc>
-        <w:tc>
-          <w:tcPr>
-            <w:tcW w:type="dxa" w:w="9101"/>
-          </w:tcPr>
           <w:p>
             <w:pPr>
               <w:pStyle w:val="DCTableContent"/>
-            </w:pPr>
-            <w:r>
-              <w:t>Langue maternelle</w:t>
-            </w:r>
-          </w:p>
-        </w:tc>
-      </w:tr>
-      <w:tr>
-        <w:tc>
-          <w:tcPr>
-            <w:tcW w:type="dxa" w:w="1363"/>
-          </w:tcPr>
-          <w:p>
-            <w:pPr>
-              <w:pStyle w:val="DCTableYear"/>
-            </w:pPr>
-            <w:r>
-              <w:rPr>
-                <w:b/>
-              </w:rPr>
-              <w:t>Anglais</w:t>
-            </w:r>
-          </w:p>
-        </w:tc>
-        <w:tc>
-          <w:tcPr>
-            <w:tcW w:type="dxa" w:w="9101"/>
-          </w:tcPr>
-          <w:p>
-            <w:pPr>
-              <w:pStyle w:val="DCTableContent"/>
-            </w:pPr>
-            <w:r>
-              <w:t>Courant</w:t>
-            </w:r>
-          </w:p>
-        </w:tc>
-      </w:tr>
-      <w:tr>
-        <w:tc>
-          <w:tcPr>
-            <w:tcW w:type="dxa" w:w="1363"/>
-          </w:tcPr>
-          <w:p>
-            <w:pPr>
-              <w:pStyle w:val="DCTableYear"/>
-            </w:pPr>
-            <w:r>
-              <w:rPr>
-                <w:b/>
-              </w:rPr>
-              <w:t>Japonais</w:t>
-            </w:r>
-          </w:p>
-        </w:tc>
-        <w:tc>
-          <w:tcPr>
-            <w:tcW w:type="dxa" w:w="9101"/>
-          </w:tcPr>
-          <w:p>
-            <w:pPr>
-              <w:pStyle w:val="DCTableContent"/>
+              <w:jc w:val="left"/>
             </w:pPr>
             <w:r>
               <w:t>Bon niveau</w:t>

--- a/renders/DC_BMO_GLOBAL_generated.docx
+++ b/renders/DC_BMO_GLOBAL_generated.docx
@@ -571,7 +571,7 @@
     </w:p>
     <w:p>
       <w:pPr>
-        <w:pStyle w:val="DCNormal"/>
+        <w:pStyle w:val="DCT1Sections"/>
       </w:pPr>
       <w:r>
         <w:t>Gestion de projets</w:t>
@@ -919,14 +919,6 @@
     </w:p>
     <w:p>
       <w:pPr>
-        <w:pStyle w:val="DCXPBlueContent"/>
-      </w:pPr>
-      <w:r>
-        <w:t>Depuis 06/22: Epsyl-Alcen – Responsable Technique</w:t>
-      </w:r>
-    </w:p>
-    <w:p>
-      <w:pPr>
         <w:pStyle w:val="DCNormal"/>
       </w:pPr>
     </w:p>
@@ -957,14 +949,30 @@
             <w:tcW w:type="dxa" w:w="6803"/>
             <w:vAlign w:val="center"/>
           </w:tcPr>
-          <w:p/>
+          <w:p>
+            <w:pPr>
+              <w:pStyle w:val="DCXPTitle"/>
+              <w:jc w:val="left"/>
+            </w:pPr>
+            <w:r>
+              <w:t>epsyl-alcen</w:t>
+            </w:r>
+          </w:p>
         </w:tc>
         <w:tc>
           <w:tcPr>
             <w:tcW w:type="dxa" w:w="2835"/>
             <w:vAlign w:val="center"/>
           </w:tcPr>
-          <w:p/>
+          <w:p>
+            <w:pPr>
+              <w:pStyle w:val="DCXPDate"/>
+              <w:jc w:val="right"/>
+            </w:pPr>
+            <w:r>
+              <w:t>depuis 06/22</w:t>
+            </w:r>
+          </w:p>
         </w:tc>
       </w:tr>
       <w:tr>
@@ -976,7 +984,15 @@
             <w:tcW w:type="dxa" w:w="6803"/>
             <w:vAlign w:val="center"/>
           </w:tcPr>
-          <w:p/>
+          <w:p>
+            <w:pPr>
+              <w:pStyle w:val="DCXPPoste"/>
+              <w:jc w:val="left"/>
+            </w:pPr>
+            <w:r>
+              <w:t>responsable technique</w:t>
+            </w:r>
+          </w:p>
         </w:tc>
         <w:tc>
           <w:tcPr>
@@ -994,18 +1010,93 @@
     </w:p>
     <w:p>
       <w:pPr>
-        <w:pStyle w:val="DCNormal"/>
+        <w:pStyle w:val="DCT1Sections"/>
       </w:pPr>
       <w:r>
-        <w:t>Projet : Plateau Frontend du Train SAFe 3D, Direction ingénierie et projets nouveau nucléaire, EDF</w:t>
+        <w:t>Projet : plateau frontend du train safe 3d, direction ingénierie et projets nouveau nucléaire, edf</w:t>
       </w:r>
     </w:p>
     <w:p>
       <w:pPr>
-        <w:pStyle w:val="DCXPBlueContent"/>
+        <w:pStyle w:val="DCNormal"/>
       </w:pPr>
       <w:r>
         <w:t>En tant que responsable technique de projets, je supervise les évolutions et la MCO d’une quinzaine de surcouches du logiciel AVEVA E3D pour la conception des nouveaux projets nucléaires.</w:t>
+      </w:r>
+    </w:p>
+    <w:p>
+      <w:pPr>
+        <w:pStyle w:val="DCT1Sections"/>
+      </w:pPr>
+      <w:r>
+        <w:rPr>
+          <w:b/>
+        </w:rPr>
+        <w:t>Supervision d’une équipe de développeurs et de testeurs</w:t>
+      </w:r>
+    </w:p>
+    <w:p>
+      <w:pPr>
+        <w:pStyle w:val="DC1stbullet"/>
+      </w:pPr>
+      <w:r>
+        <w:t>Planification de pi safe de 10 semaines en fonction des ressources disponibles</w:t>
+      </w:r>
+    </w:p>
+    <w:p>
+      <w:pPr>
+        <w:pStyle w:val="DC2ndbullet"/>
+      </w:pPr>
+      <w:r>
+        <w:t>15 projets</w:t>
+      </w:r>
+    </w:p>
+    <w:p>
+      <w:pPr>
+        <w:pStyle w:val="DC2ndbullet"/>
+      </w:pPr>
+      <w:r>
+        <w:t>Equipe Scrum de 10 personnes</w:t>
+      </w:r>
+    </w:p>
+    <w:p>
+      <w:pPr>
+        <w:pStyle w:val="DC2ndbullet"/>
+      </w:pPr>
+      <w:r>
+        <w:t>3 sprints de 3 semaines + 1 semaine de planification</w:t>
+      </w:r>
+    </w:p>
+    <w:p>
+      <w:pPr>
+        <w:pStyle w:val="DC1stbullet"/>
+      </w:pPr>
+      <w:r>
+        <w:t>Suivi journalier du déroulement des développements et tests fonctionnels</w:t>
+      </w:r>
+    </w:p>
+    <w:p>
+      <w:pPr>
+        <w:pStyle w:val="DC1stbullet"/>
+      </w:pPr>
+      <w:r>
+        <w:t>Assistance technique et fonctionnelle aux développeurs et testeurs</w:t>
+      </w:r>
+    </w:p>
+    <w:p>
+      <w:pPr>
+        <w:pStyle w:val="DC1stbullet"/>
+      </w:pPr>
+      <w:r>
+        <w:t>Participation aux entretiens et à la sélection des nouveaux membres de l’équipe</w:t>
+      </w:r>
+    </w:p>
+    <w:p>
+      <w:pPr>
+        <w:pStyle w:val="DC1stbullet"/>
+      </w:pPr>
+      <w:r>
+        <w:t>Onboarding et transmission des connaissances aux nouveaux arrivants</w:t>
       </w:r>
     </w:p>
     <w:p>
@@ -1068,7 +1159,7 @@
               <w:rPr>
                 <w:b/>
               </w:rPr>
-              <w:t>Supervision d’une équipe de développeurs et de testeurs</w:t>
+              <w:t>Analyse technique et fonctionnelle</w:t>
             </w:r>
           </w:p>
         </w:tc>
@@ -1091,148 +1182,6 @@
         <w:pStyle w:val="DC1stbullet"/>
       </w:pPr>
       <w:r>
-        <w:t>Planification de pi safe de 10 semaines en fonction des ressources disponibles</w:t>
-      </w:r>
-    </w:p>
-    <w:p>
-      <w:pPr>
-        <w:pStyle w:val="DC2ndbullet"/>
-      </w:pPr>
-      <w:r>
-        <w:t>15 projets</w:t>
-      </w:r>
-    </w:p>
-    <w:p>
-      <w:pPr>
-        <w:pStyle w:val="DC2ndbullet"/>
-      </w:pPr>
-      <w:r>
-        <w:t>Equipe Scrum de 10 personnes</w:t>
-      </w:r>
-    </w:p>
-    <w:p>
-      <w:pPr>
-        <w:pStyle w:val="DC2ndbullet"/>
-      </w:pPr>
-      <w:r>
-        <w:t>3 sprints de 3 semaines + 1 semaine de planification</w:t>
-      </w:r>
-    </w:p>
-    <w:p>
-      <w:pPr>
-        <w:pStyle w:val="DC1stbullet"/>
-      </w:pPr>
-      <w:r>
-        <w:t>Suivi journalier du déroulement des développements et tests fonctionnels</w:t>
-      </w:r>
-    </w:p>
-    <w:p>
-      <w:pPr>
-        <w:pStyle w:val="DC1stbullet"/>
-      </w:pPr>
-      <w:r>
-        <w:t>Assistance technique et fonctionnelle aux développeurs et testeurs</w:t>
-      </w:r>
-    </w:p>
-    <w:p>
-      <w:pPr>
-        <w:pStyle w:val="DC1stbullet"/>
-      </w:pPr>
-      <w:r>
-        <w:t>Participation aux entretiens et à la sélection des nouveaux membres de l’équipe</w:t>
-      </w:r>
-    </w:p>
-    <w:p>
-      <w:pPr>
-        <w:pStyle w:val="DC1stbullet"/>
-      </w:pPr>
-      <w:r>
-        <w:t>Onboarding et transmission des connaissances aux nouveaux arrivants</w:t>
-      </w:r>
-    </w:p>
-    <w:p>
-      <w:pPr>
-        <w:pStyle w:val="DCXPBlueContent"/>
-      </w:pPr>
-      <w:r>
-        <w:rPr>
-          <w:b/>
-        </w:rPr>
-        <w:t>Analyse technique et fonctionnelle</w:t>
-      </w:r>
-    </w:p>
-    <w:p>
-      <w:pPr>
-        <w:pStyle w:val="DCNormal"/>
-      </w:pPr>
-    </w:p>
-    <w:tbl>
-      <w:tblPr>
-        <w:tblW w:type="auto" w:w="0"/>
-        <w:tblLayout w:type="fixed"/>
-        <w:tblLook w:firstColumn="1" w:firstRow="1" w:lastColumn="0" w:lastRow="0" w:noHBand="0" w:noVBand="1" w:val="04A0"/>
-        <w:tblBorders>
-          <w:top w:val="none" w:sz="0" w:space="0" w:color="auto"/>
-          <w:left w:val="none" w:sz="0" w:space="0" w:color="auto"/>
-          <w:bottom w:val="single" w:sz="10" w:space="0" w:color="000000"/>
-          <w:right w:val="none" w:sz="0" w:space="0" w:color="auto"/>
-          <w:insideH w:val="none" w:sz="0" w:space="0" w:color="auto"/>
-          <w:insideV w:val="none" w:sz="0" w:space="0" w:color="auto"/>
-        </w:tblBorders>
-      </w:tblPr>
-      <w:tblGrid>
-        <w:gridCol w:w="6803"/>
-        <w:gridCol w:w="2835"/>
-      </w:tblGrid>
-      <w:tr>
-        <w:trPr>
-          <w:trHeight w:val="360"/>
-        </w:trPr>
-        <w:tc>
-          <w:tcPr>
-            <w:tcW w:type="dxa" w:w="6803"/>
-            <w:vAlign w:val="center"/>
-          </w:tcPr>
-          <w:p/>
-        </w:tc>
-        <w:tc>
-          <w:tcPr>
-            <w:tcW w:type="dxa" w:w="2835"/>
-            <w:vAlign w:val="center"/>
-          </w:tcPr>
-          <w:p/>
-        </w:tc>
-      </w:tr>
-      <w:tr>
-        <w:trPr>
-          <w:trHeight w:val="360"/>
-        </w:trPr>
-        <w:tc>
-          <w:tcPr>
-            <w:tcW w:type="dxa" w:w="6803"/>
-            <w:vAlign w:val="center"/>
-          </w:tcPr>
-          <w:p/>
-        </w:tc>
-        <w:tc>
-          <w:tcPr>
-            <w:tcW w:type="dxa" w:w="2835"/>
-            <w:vAlign w:val="center"/>
-          </w:tcPr>
-          <w:p/>
-        </w:tc>
-      </w:tr>
-    </w:tbl>
-    <w:p>
-      <w:pPr>
-        <w:pStyle w:val="DCNormal"/>
-      </w:pPr>
-    </w:p>
-    <w:p>
-      <w:pPr>
-        <w:pStyle w:val="DC1stbullet"/>
-      </w:pPr>
-      <w:r>
         <w:t>Analyse préliminaire des nouveaux besoins et anomalies</w:t>
       </w:r>
     </w:p>
@@ -1290,162 +1239,6 @@
       </w:pPr>
       <w:r>
         <w:t>Prototypage des futurs développements pour limiter les conflits de code entre développeurs</w:t>
-      </w:r>
-    </w:p>
-    <w:p>
-      <w:pPr>
-        <w:pStyle w:val="DCNormal"/>
-      </w:pPr>
-      <w:r>
-        <w:rPr>
-          <w:b/>
-        </w:rPr>
-        <w:t>Contrôle de la qualité des livrables</w:t>
-      </w:r>
-    </w:p>
-    <w:p>
-      <w:pPr>
-        <w:pStyle w:val="DC1stbullet"/>
-      </w:pPr>
-      <w:r>
-        <w:t>Conception des tests unitaires et fonctionnels</w:t>
-      </w:r>
-    </w:p>
-    <w:p>
-      <w:pPr>
-        <w:pStyle w:val="DC1stbullet"/>
-      </w:pPr>
-      <w:r>
-        <w:t>Revues de code et validation des merges request gitlab</w:t>
-      </w:r>
-    </w:p>
-    <w:p>
-      <w:pPr>
-        <w:pStyle w:val="DC1stbullet"/>
-      </w:pPr>
-      <w:r>
-        <w:t>Validation de la couverture des tests</w:t>
-      </w:r>
-    </w:p>
-    <w:p>
-      <w:pPr>
-        <w:pStyle w:val="DC1stbullet"/>
-      </w:pPr>
-      <w:r>
-        <w:t>Contrôle des livrables</w:t>
-      </w:r>
-    </w:p>
-    <w:p>
-      <w:pPr>
-        <w:pStyle w:val="DC2ndbullet"/>
-      </w:pPr>
-      <w:r>
-        <w:t>Vérification de la conformité des packages</w:t>
-      </w:r>
-    </w:p>
-    <w:p>
-      <w:pPr>
-        <w:pStyle w:val="DC2ndbullet"/>
-      </w:pPr>
-      <w:r>
-        <w:t>Vérification des cahiers de recette</w:t>
-      </w:r>
-    </w:p>
-    <w:p>
-      <w:pPr>
-        <w:pStyle w:val="DC2ndbullet"/>
-      </w:pPr>
-      <w:r>
-        <w:t>Relecture de la documentation</w:t>
-      </w:r>
-    </w:p>
-    <w:p>
-      <w:pPr>
-        <w:pStyle w:val="DCNormal"/>
-      </w:pPr>
-      <w:r>
-        <w:rPr>
-          <w:b/>
-        </w:rPr>
-        <w:t>Activités transverses</w:t>
-      </w:r>
-    </w:p>
-    <w:p>
-      <w:pPr>
-        <w:pStyle w:val="DC1stbullet"/>
-      </w:pPr>
-      <w:r>
-        <w:t xml:space="preserve">Coordination avec de nombreux interlocuteurs (train safe de 150 personnes + moa) </w:t>
-      </w:r>
-    </w:p>
-    <w:p>
-      <w:pPr>
-        <w:pStyle w:val="DC1stbullet"/>
-      </w:pPr>
-      <w:r>
-        <w:t>Animations des cérémonies agile</w:t>
-      </w:r>
-    </w:p>
-    <w:p>
-      <w:pPr>
-        <w:pStyle w:val="DC1stbullet"/>
-      </w:pPr>
-      <w:r>
-        <w:t>Maintenance des serveurs et environnements de travail de l’équipe</w:t>
-      </w:r>
-    </w:p>
-    <w:p>
-      <w:pPr>
-        <w:pStyle w:val="DC1stbullet"/>
-      </w:pPr>
-      <w:r>
-        <w:t>Mise en place des pipelines devops.</w:t>
-      </w:r>
-    </w:p>
-    <w:p>
-      <w:pPr>
-        <w:pStyle w:val="DC1stbullet"/>
-      </w:pPr>
-      <w:r>
-        <w:t>Résolution des tickets sn3</w:t>
-      </w:r>
-    </w:p>
-    <w:p>
-      <w:pPr>
-        <w:pStyle w:val="DC1stbullet"/>
-      </w:pPr>
-      <w:r>
-        <w:t>Participation à la conduite du changement vers la méthodologie safe</w:t>
-      </w:r>
-    </w:p>
-    <w:p>
-      <w:pPr>
-        <w:pStyle w:val="DC1stbullet"/>
-      </w:pPr>
-      <w:r>
-        <w:t>Amélioration continue des bonnes pratiques de l’agile</w:t>
-      </w:r>
-    </w:p>
-    <w:p>
-      <w:pPr>
-        <w:pStyle w:val="DC1stbullet"/>
-      </w:pPr>
-      <w:r>
-        <w:t>Réversibilité des applications vers les repreneurs</w:t>
-      </w:r>
-    </w:p>
-    <w:p>
-      <w:pPr>
-        <w:pStyle w:val="DCXPBlueContent"/>
-      </w:pPr>
-      <w:r>
-        <w:rPr>
-          <w:b/>
-        </w:rPr>
-        <w:t xml:space="preserve">Environnements techniques : </w:t>
-      </w:r>
-      <w:r>
-        <w:t>C#, Python, PML, PowerShell, SQL Server, SQLite, IIS, Jira, GitLab, AVEVA E3D</w:t>
       </w:r>
     </w:p>
     <w:p>
@@ -1505,16 +1298,10 @@
               <w:jc w:val="left"/>
             </w:pPr>
             <w:r>
-              <w:t>12/10 - 03/22: Kamenoco inc – Architecte/ développeur full stack</w:t>
-            </w:r>
-          </w:p>
-          <w:p>
-            <w:pPr>
-              <w:pStyle w:val="DCXPPoste"/>
-              <w:jc w:val="left"/>
-            </w:pPr>
-            <w:r>
-              <w:t>Projet : Remplacement et développement d’un logiciel médical</w:t>
+              <w:rPr>
+                <w:b/>
+              </w:rPr>
+              <w:t>Contrôle de la qualité des livrables</w:t>
             </w:r>
           </w:p>
         </w:tc>
@@ -1534,26 +1321,18 @@
     </w:p>
     <w:p>
       <w:pPr>
-        <w:pStyle w:val="DCNormal"/>
+        <w:pStyle w:val="DC1stbullet"/>
       </w:pPr>
       <w:r>
-        <w:t xml:space="preserve">En tant qu’architecte et développeur full stack, je conçois et implémente l’architecture système et logicielle d’un logiciel de suivi des patients dans une clinique de vaccination en Agile. </w:t>
+        <w:t>Conception des tests unitaires et fonctionnels</w:t>
       </w:r>
     </w:p>
     <w:p>
       <w:pPr>
-        <w:pStyle w:val="DCNormal"/>
-      </w:pPr>
-    </w:p>
-    <w:p>
-      <w:pPr>
-        <w:pStyle w:val="DCNormal"/>
+        <w:pStyle w:val="DC1stbullet"/>
       </w:pPr>
       <w:r>
-        <w:rPr>
-          <w:b/>
-        </w:rPr>
-        <w:t>Conception</w:t>
+        <w:t>Revues de code et validation des merges request gitlab</w:t>
       </w:r>
     </w:p>
     <w:p>
@@ -1561,7 +1340,7 @@
         <w:pStyle w:val="DC1stbullet"/>
       </w:pPr>
       <w:r>
-        <w:t>Analyse des besoins, créations des user stories, du backlog, des workflows…</w:t>
+        <w:t>Validation de la couverture des tests</w:t>
       </w:r>
     </w:p>
     <w:p>
@@ -1569,193 +1348,31 @@
         <w:pStyle w:val="DC1stbullet"/>
       </w:pPr>
       <w:r>
-        <w:t>Hiérarchisation des priorités et planification du projet.</w:t>
+        <w:t>Contrôle des livrables</w:t>
       </w:r>
     </w:p>
     <w:p>
       <w:pPr>
-        <w:pStyle w:val="DC1stbullet"/>
+        <w:pStyle w:val="DC2ndbullet"/>
       </w:pPr>
       <w:r>
-        <w:t>Conception de la structure du projet et de l'interface utilisateur</w:t>
+        <w:t>Vérification de la conformité des packages</w:t>
       </w:r>
     </w:p>
     <w:p>
       <w:pPr>
-        <w:pStyle w:val="DCNormal"/>
+        <w:pStyle w:val="DC2ndbullet"/>
       </w:pPr>
       <w:r>
-        <w:rPr>
-          <w:b/>
-        </w:rPr>
-        <w:t>Architecture</w:t>
+        <w:t>Vérification des cahiers de recette</w:t>
       </w:r>
     </w:p>
     <w:p>
       <w:pPr>
-        <w:pStyle w:val="DC1stbullet"/>
+        <w:pStyle w:val="DC2ndbullet"/>
       </w:pPr>
       <w:r>
-        <w:t>Conception et administration de l’architecture cloud sur aws (instances linux, serveurs, proxy, conteneurs, base de données, buckets, vpn…)</w:t>
-      </w:r>
-    </w:p>
-    <w:p>
-      <w:pPr>
-        <w:pStyle w:val="DC1stbullet"/>
-      </w:pPr>
-      <w:r>
-        <w:t>Création des conteneurs docker</w:t>
-      </w:r>
-    </w:p>
-    <w:p>
-      <w:pPr>
-        <w:pStyle w:val="DC1stbullet"/>
-      </w:pPr>
-      <w:r>
-        <w:t>Architecture des bases de données mysql.</w:t>
-      </w:r>
-    </w:p>
-    <w:p>
-      <w:pPr>
-        <w:pStyle w:val="DCNormal"/>
-      </w:pPr>
-      <w:r>
-        <w:rPr>
-          <w:b/>
-        </w:rPr>
-        <w:t>Développement</w:t>
-      </w:r>
-    </w:p>
-    <w:p>
-      <w:pPr>
-        <w:pStyle w:val="DC1stbullet"/>
-      </w:pPr>
-      <w:r>
-        <w:t>Création d'une interface graphql</w:t>
-      </w:r>
-    </w:p>
-    <w:p>
-      <w:pPr>
-        <w:pStyle w:val="DC1stbullet"/>
-      </w:pPr>
-      <w:r>
-        <w:t>Programmation frontend et backend (php, phalcon, javascript)</w:t>
-      </w:r>
-    </w:p>
-    <w:p>
-      <w:pPr>
-        <w:pStyle w:val="DCNormal"/>
-      </w:pPr>
-      <w:r>
-        <w:rPr>
-          <w:b/>
-        </w:rPr>
-        <w:t>Activités transverses</w:t>
-      </w:r>
-    </w:p>
-    <w:p>
-      <w:pPr>
-        <w:pStyle w:val="DC1stbullet"/>
-      </w:pPr>
-      <w:r>
-        <w:t>Réunions hebdomadaires en japonais avec le client</w:t>
-      </w:r>
-    </w:p>
-    <w:p>
-      <w:pPr>
-        <w:pStyle w:val="DC1stbullet"/>
-      </w:pPr>
-      <w:r>
-        <w:t>Coordination avec un développeur freelance travaillant sur une autre partie du projet</w:t>
-      </w:r>
-    </w:p>
-    <w:p>
-      <w:pPr>
-        <w:pStyle w:val="DC1stbullet"/>
-      </w:pPr>
-      <w:r>
-        <w:t>Formations des utilisateurs</w:t>
-      </w:r>
-    </w:p>
-    <w:p>
-      <w:pPr>
-        <w:pStyle w:val="DC1stbullet"/>
-      </w:pPr>
-      <w:r>
-        <w:t>Maintenance des serveurs</w:t>
-      </w:r>
-    </w:p>
-    <w:p>
-      <w:pPr>
-        <w:pStyle w:val="DCNormal"/>
-      </w:pPr>
-      <w:r>
-        <w:rPr>
-          <w:b/>
-        </w:rPr>
-        <w:t>Projets :</w:t>
-      </w:r>
-    </w:p>
-    <w:p>
-      <w:pPr>
-        <w:pStyle w:val="DC1stbullet"/>
-      </w:pPr>
-      <w:r>
-        <w:t>Création d’un jeu (type google doodle) pour accompagner la page web d’une campagne de dons pour le programme alimentaire mondial (wfp japan).</w:t>
-      </w:r>
-    </w:p>
-    <w:p>
-      <w:pPr>
-        <w:pStyle w:val="DC1stbullet"/>
-      </w:pPr>
-      <w:r>
-        <w:t>Création d’un site d’e-learning pour les clients d’une clinique de voyage</w:t>
-      </w:r>
-    </w:p>
-    <w:p>
-      <w:pPr>
-        <w:pStyle w:val="DC1stbullet"/>
-      </w:pPr>
-      <w:r>
-        <w:t>Création d’un logiciel de gestion</w:t>
-      </w:r>
-    </w:p>
-    <w:p>
-      <w:pPr>
-        <w:pStyle w:val="DC1stbullet"/>
-      </w:pPr>
-      <w:r>
-        <w:t>Étude du savoir-faire, analyse fonctionnelle et création du cahier des charges.</w:t>
-      </w:r>
-    </w:p>
-    <w:p>
-      <w:pPr>
-        <w:pStyle w:val="DC1stbullet"/>
-      </w:pPr>
-      <w:r>
-        <w:t>Conception de la base de données, de la structure du projet et de l’interface utilisateur.</w:t>
-      </w:r>
-    </w:p>
-    <w:p>
-      <w:pPr>
-        <w:pStyle w:val="DC1stbullet"/>
-      </w:pPr>
-      <w:r>
-        <w:t>Création d’un framework inspiré par la programmation orientée aspect et d’un cms pour contenus multilingues.</w:t>
-      </w:r>
-    </w:p>
-    <w:p>
-      <w:pPr>
-        <w:pStyle w:val="DCXPBlueContent"/>
-      </w:pPr>
-      <w:r>
-        <w:rPr>
-          <w:b/>
-        </w:rPr>
-        <w:t xml:space="preserve">Environnements techniques : </w:t>
-      </w:r>
-      <w:r>
-        <w:t>PHP, Javascript, TypeScript, Volt, JSX, CSS, HTML, Phalcon 3, AJAX, JQuery, Node.js, React, Next.js, Bootstrap 4, Semantic-UI, MySQL, Prisma, GraphQL, Docker, Docker Compose, Git, AWS, Amazon Linux 2, Apache 2, Nginx, JWT, OpenVPN, Trello</w:t>
+        <w:t>Relecture de la documentation</w:t>
       </w:r>
     </w:p>
     <w:p>
@@ -1797,13 +1414,177 @@
             <w:tcW w:type="dxa" w:w="2835"/>
             <w:vAlign w:val="center"/>
           </w:tcPr>
+          <w:p/>
+        </w:tc>
+      </w:tr>
+      <w:tr>
+        <w:trPr>
+          <w:trHeight w:val="360"/>
+        </w:trPr>
+        <w:tc>
+          <w:tcPr>
+            <w:tcW w:type="dxa" w:w="6803"/>
+            <w:vAlign w:val="center"/>
+          </w:tcPr>
+          <w:p>
+            <w:pPr>
+              <w:pStyle w:val="DCXPPoste"/>
+              <w:jc w:val="left"/>
+            </w:pPr>
+            <w:r>
+              <w:rPr>
+                <w:b/>
+              </w:rPr>
+              <w:t>Activités transverses</w:t>
+            </w:r>
+          </w:p>
+        </w:tc>
+        <w:tc>
+          <w:tcPr>
+            <w:tcW w:type="dxa" w:w="2835"/>
+            <w:vAlign w:val="center"/>
+          </w:tcPr>
+          <w:p/>
+        </w:tc>
+      </w:tr>
+    </w:tbl>
+    <w:p>
+      <w:pPr>
+        <w:pStyle w:val="DCNormal"/>
+      </w:pPr>
+    </w:p>
+    <w:p>
+      <w:pPr>
+        <w:pStyle w:val="DC1stbullet"/>
+      </w:pPr>
+      <w:r>
+        <w:t xml:space="preserve">Coordination avec de nombreux interlocuteurs (train safe de 150 personnes + moa) </w:t>
+      </w:r>
+    </w:p>
+    <w:p>
+      <w:pPr>
+        <w:pStyle w:val="DC1stbullet"/>
+      </w:pPr>
+      <w:r>
+        <w:t>Animations des cérémonies agile</w:t>
+      </w:r>
+    </w:p>
+    <w:p>
+      <w:pPr>
+        <w:pStyle w:val="DC1stbullet"/>
+      </w:pPr>
+      <w:r>
+        <w:t>Maintenance des serveurs et environnements de travail de l’équipe</w:t>
+      </w:r>
+    </w:p>
+    <w:p>
+      <w:pPr>
+        <w:pStyle w:val="DC1stbullet"/>
+      </w:pPr>
+      <w:r>
+        <w:t>Mise en place des pipelines devops.</w:t>
+      </w:r>
+    </w:p>
+    <w:p>
+      <w:pPr>
+        <w:pStyle w:val="DC1stbullet"/>
+      </w:pPr>
+      <w:r>
+        <w:t>Résolution des tickets sn3</w:t>
+      </w:r>
+    </w:p>
+    <w:p>
+      <w:pPr>
+        <w:pStyle w:val="DC1stbullet"/>
+      </w:pPr>
+      <w:r>
+        <w:t>Participation à la conduite du changement vers la méthodologie safe</w:t>
+      </w:r>
+    </w:p>
+    <w:p>
+      <w:pPr>
+        <w:pStyle w:val="DC1stbullet"/>
+      </w:pPr>
+      <w:r>
+        <w:t>Amélioration continue des bonnes pratiques de l’agile</w:t>
+      </w:r>
+    </w:p>
+    <w:p>
+      <w:pPr>
+        <w:pStyle w:val="DC1stbullet"/>
+      </w:pPr>
+      <w:r>
+        <w:t>Réversibilité des applications vers les repreneurs</w:t>
+      </w:r>
+    </w:p>
+    <w:p>
+      <w:pPr>
+        <w:pStyle w:val="DCXPBlueContent"/>
+      </w:pPr>
+      <w:r>
+        <w:rPr>
+          <w:b/>
+        </w:rPr>
+        <w:t xml:space="preserve">Environnements techniques : </w:t>
+      </w:r>
+      <w:r>
+        <w:t>C#, Python, PML, PowerShell, SQL Server, SQLite, IIS, Jira, GitLab, AVEVA E3D</w:t>
+      </w:r>
+    </w:p>
+    <w:p>
+      <w:pPr>
+        <w:pStyle w:val="DCNormal"/>
+      </w:pPr>
+    </w:p>
+    <w:tbl>
+      <w:tblPr>
+        <w:tblW w:type="auto" w:w="0"/>
+        <w:tblLayout w:type="fixed"/>
+        <w:tblLook w:firstColumn="1" w:firstRow="1" w:lastColumn="0" w:lastRow="0" w:noHBand="0" w:noVBand="1" w:val="04A0"/>
+        <w:tblBorders>
+          <w:top w:val="none" w:sz="0" w:space="0" w:color="auto"/>
+          <w:left w:val="none" w:sz="0" w:space="0" w:color="auto"/>
+          <w:bottom w:val="single" w:sz="10" w:space="0" w:color="000000"/>
+          <w:right w:val="none" w:sz="0" w:space="0" w:color="auto"/>
+          <w:insideH w:val="none" w:sz="0" w:space="0" w:color="auto"/>
+          <w:insideV w:val="none" w:sz="0" w:space="0" w:color="auto"/>
+        </w:tblBorders>
+      </w:tblPr>
+      <w:tblGrid>
+        <w:gridCol w:w="6803"/>
+        <w:gridCol w:w="2835"/>
+      </w:tblGrid>
+      <w:tr>
+        <w:trPr>
+          <w:trHeight w:val="360"/>
+        </w:trPr>
+        <w:tc>
+          <w:tcPr>
+            <w:tcW w:type="dxa" w:w="6803"/>
+            <w:vAlign w:val="center"/>
+          </w:tcPr>
+          <w:p>
+            <w:pPr>
+              <w:pStyle w:val="DCXPTitle"/>
+              <w:jc w:val="left"/>
+            </w:pPr>
+            <w:r>
+              <w:t>kamenoco inc</w:t>
+            </w:r>
+          </w:p>
+        </w:tc>
+        <w:tc>
+          <w:tcPr>
+            <w:tcW w:type="dxa" w:w="2835"/>
+            <w:vAlign w:val="center"/>
+          </w:tcPr>
           <w:p>
             <w:pPr>
               <w:pStyle w:val="DCXPDate"/>
               <w:jc w:val="right"/>
             </w:pPr>
             <w:r>
-              <w:t>07-12/2007 : T-Bone Productions – Développeur</w:t>
+              <w:t>12/10 - 03/22</w:t>
             </w:r>
           </w:p>
         </w:tc>
@@ -1817,7 +1598,15 @@
             <w:tcW w:type="dxa" w:w="6803"/>
             <w:vAlign w:val="center"/>
           </w:tcPr>
-          <w:p/>
+          <w:p>
+            <w:pPr>
+              <w:pStyle w:val="DCXPPoste"/>
+              <w:jc w:val="left"/>
+            </w:pPr>
+            <w:r>
+              <w:t>architecte/ développeur full stack</w:t>
+            </w:r>
+          </w:p>
         </w:tc>
         <w:tc>
           <w:tcPr>
@@ -1835,40 +1624,58 @@
     </w:p>
     <w:p>
       <w:pPr>
-        <w:pStyle w:val="DCNormal"/>
+        <w:pStyle w:val="DCT1Sections"/>
       </w:pPr>
       <w:r>
-        <w:t>Projet : Mise à jour du design du site australien de Toyota Material Handling.</w:t>
+        <w:t>Projet : remplacement et développement d’un logiciel médical</w:t>
       </w:r>
     </w:p>
     <w:p>
       <w:pPr>
-        <w:pStyle w:val="DC1stbullet"/>
+        <w:pStyle w:val="DCNormal"/>
       </w:pPr>
       <w:r>
-        <w:t>Adaptation des scripts des pages web au nouveau design.</w:t>
+        <w:t xml:space="preserve">En tant qu’architecte et développeur full stack, je conçois et implémente l’architecture système et logicielle d’un logiciel de suivi des patients dans une clinique de vaccination en Agile. </w:t>
       </w:r>
     </w:p>
     <w:p>
       <w:pPr>
-        <w:pStyle w:val="DC1stbullet"/>
-      </w:pPr>
-      <w:r>
-        <w:t>Ajout de nouvelles pages et fonctionnalités.</w:t>
-      </w:r>
+        <w:pStyle w:val="DCNormal"/>
+      </w:pPr>
     </w:p>
     <w:p>
       <w:pPr>
-        <w:pStyle w:val="DCXPBlueContent"/>
+        <w:pStyle w:val="DCT1Sections"/>
       </w:pPr>
       <w:r>
         <w:rPr>
           <w:b/>
         </w:rPr>
-        <w:t>Environnements techniques:</w:t>
+        <w:t>Conception</w:t>
       </w:r>
+    </w:p>
+    <w:p>
+      <w:pPr>
+        <w:pStyle w:val="DC1stbullet"/>
+      </w:pPr>
       <w:r>
-        <w:t xml:space="preserve"> C#, ASP, SQL Server, Visual Studio, .Net, Windows</w:t>
+        <w:t>Analyse des besoins, créations des user stories, du backlog, des workflows…</w:t>
+      </w:r>
+    </w:p>
+    <w:p>
+      <w:pPr>
+        <w:pStyle w:val="DC1stbullet"/>
+      </w:pPr>
+      <w:r>
+        <w:t>Hiérarchisation des priorités et planification du projet.</w:t>
+      </w:r>
+    </w:p>
+    <w:p>
+      <w:pPr>
+        <w:pStyle w:val="DC1stbullet"/>
+      </w:pPr>
+      <w:r>
+        <w:t>Conception de la structure du projet et de l'interface utilisateur</w:t>
       </w:r>
     </w:p>
     <w:p>
@@ -1910,17 +1717,92 @@
             <w:tcW w:type="dxa" w:w="2835"/>
             <w:vAlign w:val="center"/>
           </w:tcPr>
+          <w:p/>
+        </w:tc>
+      </w:tr>
+      <w:tr>
+        <w:trPr>
+          <w:trHeight w:val="360"/>
+        </w:trPr>
+        <w:tc>
+          <w:tcPr>
+            <w:tcW w:type="dxa" w:w="6803"/>
+            <w:vAlign w:val="center"/>
+          </w:tcPr>
           <w:p>
             <w:pPr>
-              <w:pStyle w:val="DCXPDate"/>
-              <w:jc w:val="right"/>
+              <w:pStyle w:val="DCXPPoste"/>
+              <w:jc w:val="left"/>
             </w:pPr>
             <w:r>
-              <w:t>02-05/ 2007 : Sydney Web – Développeur</w:t>
+              <w:rPr>
+                <w:b/>
+              </w:rPr>
+              <w:t>Architecture</w:t>
             </w:r>
           </w:p>
         </w:tc>
+        <w:tc>
+          <w:tcPr>
+            <w:tcW w:type="dxa" w:w="2835"/>
+            <w:vAlign w:val="center"/>
+          </w:tcPr>
+          <w:p/>
+        </w:tc>
       </w:tr>
+    </w:tbl>
+    <w:p>
+      <w:pPr>
+        <w:pStyle w:val="DCNormal"/>
+      </w:pPr>
+    </w:p>
+    <w:p>
+      <w:pPr>
+        <w:pStyle w:val="DC1stbullet"/>
+      </w:pPr>
+      <w:r>
+        <w:t>Conception et administration de l’architecture cloud sur aws (instances linux, serveurs, proxy, conteneurs, base de données, buckets, vpn…)</w:t>
+      </w:r>
+    </w:p>
+    <w:p>
+      <w:pPr>
+        <w:pStyle w:val="DC1stbullet"/>
+      </w:pPr>
+      <w:r>
+        <w:t>Création des conteneurs docker</w:t>
+      </w:r>
+    </w:p>
+    <w:p>
+      <w:pPr>
+        <w:pStyle w:val="DC1stbullet"/>
+      </w:pPr>
+      <w:r>
+        <w:t>Architecture des bases de données mysql.</w:t>
+      </w:r>
+    </w:p>
+    <w:p>
+      <w:pPr>
+        <w:pStyle w:val="DCNormal"/>
+      </w:pPr>
+    </w:p>
+    <w:tbl>
+      <w:tblPr>
+        <w:tblW w:type="auto" w:w="0"/>
+        <w:tblLayout w:type="fixed"/>
+        <w:tblLook w:firstColumn="1" w:firstRow="1" w:lastColumn="0" w:lastRow="0" w:noHBand="0" w:noVBand="1" w:val="04A0"/>
+        <w:tblBorders>
+          <w:top w:val="none" w:sz="0" w:space="0" w:color="auto"/>
+          <w:left w:val="none" w:sz="0" w:space="0" w:color="auto"/>
+          <w:bottom w:val="single" w:sz="10" w:space="0" w:color="000000"/>
+          <w:right w:val="none" w:sz="0" w:space="0" w:color="auto"/>
+          <w:insideH w:val="none" w:sz="0" w:space="0" w:color="auto"/>
+          <w:insideV w:val="none" w:sz="0" w:space="0" w:color="auto"/>
+        </w:tblBorders>
+      </w:tblPr>
+      <w:tblGrid>
+        <w:gridCol w:w="6803"/>
+        <w:gridCol w:w="2835"/>
+      </w:tblGrid>
       <w:tr>
         <w:trPr>
           <w:trHeight w:val="360"/>
@@ -1940,6 +1822,36 @@
           <w:p/>
         </w:tc>
       </w:tr>
+      <w:tr>
+        <w:trPr>
+          <w:trHeight w:val="360"/>
+        </w:trPr>
+        <w:tc>
+          <w:tcPr>
+            <w:tcW w:type="dxa" w:w="6803"/>
+            <w:vAlign w:val="center"/>
+          </w:tcPr>
+          <w:p>
+            <w:pPr>
+              <w:pStyle w:val="DCXPPoste"/>
+              <w:jc w:val="left"/>
+            </w:pPr>
+            <w:r>
+              <w:rPr>
+                <w:b/>
+              </w:rPr>
+              <w:t>Développement</w:t>
+            </w:r>
+          </w:p>
+        </w:tc>
+        <w:tc>
+          <w:tcPr>
+            <w:tcW w:type="dxa" w:w="2835"/>
+            <w:vAlign w:val="center"/>
+          </w:tcPr>
+          <w:p/>
+        </w:tc>
+      </w:tr>
     </w:tbl>
     <w:p>
       <w:pPr>
@@ -1948,10 +1860,496 @@
     </w:p>
     <w:p>
       <w:pPr>
+        <w:pStyle w:val="DC1stbullet"/>
+      </w:pPr>
+      <w:r>
+        <w:t>Création d'une interface graphql</w:t>
+      </w:r>
+    </w:p>
+    <w:p>
+      <w:pPr>
+        <w:pStyle w:val="DC1stbullet"/>
+      </w:pPr>
+      <w:r>
+        <w:t>Programmation frontend et backend (php, phalcon, javascript)</w:t>
+      </w:r>
+    </w:p>
+    <w:p>
+      <w:pPr>
         <w:pStyle w:val="DCNormal"/>
       </w:pPr>
+    </w:p>
+    <w:tbl>
+      <w:tblPr>
+        <w:tblW w:type="auto" w:w="0"/>
+        <w:tblLayout w:type="fixed"/>
+        <w:tblLook w:firstColumn="1" w:firstRow="1" w:lastColumn="0" w:lastRow="0" w:noHBand="0" w:noVBand="1" w:val="04A0"/>
+        <w:tblBorders>
+          <w:top w:val="none" w:sz="0" w:space="0" w:color="auto"/>
+          <w:left w:val="none" w:sz="0" w:space="0" w:color="auto"/>
+          <w:bottom w:val="single" w:sz="10" w:space="0" w:color="000000"/>
+          <w:right w:val="none" w:sz="0" w:space="0" w:color="auto"/>
+          <w:insideH w:val="none" w:sz="0" w:space="0" w:color="auto"/>
+          <w:insideV w:val="none" w:sz="0" w:space="0" w:color="auto"/>
+        </w:tblBorders>
+      </w:tblPr>
+      <w:tblGrid>
+        <w:gridCol w:w="6803"/>
+        <w:gridCol w:w="2835"/>
+      </w:tblGrid>
+      <w:tr>
+        <w:trPr>
+          <w:trHeight w:val="360"/>
+        </w:trPr>
+        <w:tc>
+          <w:tcPr>
+            <w:tcW w:type="dxa" w:w="6803"/>
+            <w:vAlign w:val="center"/>
+          </w:tcPr>
+          <w:p/>
+        </w:tc>
+        <w:tc>
+          <w:tcPr>
+            <w:tcW w:type="dxa" w:w="2835"/>
+            <w:vAlign w:val="center"/>
+          </w:tcPr>
+          <w:p/>
+        </w:tc>
+      </w:tr>
+      <w:tr>
+        <w:trPr>
+          <w:trHeight w:val="360"/>
+        </w:trPr>
+        <w:tc>
+          <w:tcPr>
+            <w:tcW w:type="dxa" w:w="6803"/>
+            <w:vAlign w:val="center"/>
+          </w:tcPr>
+          <w:p>
+            <w:pPr>
+              <w:pStyle w:val="DCXPPoste"/>
+              <w:jc w:val="left"/>
+            </w:pPr>
+            <w:r>
+              <w:rPr>
+                <w:b/>
+              </w:rPr>
+              <w:t>Activités transverses</w:t>
+            </w:r>
+          </w:p>
+        </w:tc>
+        <w:tc>
+          <w:tcPr>
+            <w:tcW w:type="dxa" w:w="2835"/>
+            <w:vAlign w:val="center"/>
+          </w:tcPr>
+          <w:p/>
+        </w:tc>
+      </w:tr>
+    </w:tbl>
+    <w:p>
+      <w:pPr>
+        <w:pStyle w:val="DCNormal"/>
+      </w:pPr>
+    </w:p>
+    <w:p>
+      <w:pPr>
+        <w:pStyle w:val="DC1stbullet"/>
+      </w:pPr>
       <w:r>
-        <w:t>Projet : Continuation d’un projet interne: l’annuaire des entreprises à Sydney.</w:t>
+        <w:t>Réunions hebdomadaires en japonais avec le client</w:t>
+      </w:r>
+    </w:p>
+    <w:p>
+      <w:pPr>
+        <w:pStyle w:val="DC1stbullet"/>
+      </w:pPr>
+      <w:r>
+        <w:t>Coordination avec un développeur freelance travaillant sur une autre partie du projet</w:t>
+      </w:r>
+    </w:p>
+    <w:p>
+      <w:pPr>
+        <w:pStyle w:val="DC1stbullet"/>
+      </w:pPr>
+      <w:r>
+        <w:t>Formations des utilisateurs</w:t>
+      </w:r>
+    </w:p>
+    <w:p>
+      <w:pPr>
+        <w:pStyle w:val="DC1stbullet"/>
+      </w:pPr>
+      <w:r>
+        <w:t>Maintenance des serveurs</w:t>
+      </w:r>
+    </w:p>
+    <w:p>
+      <w:pPr>
+        <w:pStyle w:val="DCNormal"/>
+      </w:pPr>
+    </w:p>
+    <w:tbl>
+      <w:tblPr>
+        <w:tblW w:type="auto" w:w="0"/>
+        <w:tblLayout w:type="fixed"/>
+        <w:tblLook w:firstColumn="1" w:firstRow="1" w:lastColumn="0" w:lastRow="0" w:noHBand="0" w:noVBand="1" w:val="04A0"/>
+        <w:tblBorders>
+          <w:top w:val="none" w:sz="0" w:space="0" w:color="auto"/>
+          <w:left w:val="none" w:sz="0" w:space="0" w:color="auto"/>
+          <w:bottom w:val="single" w:sz="10" w:space="0" w:color="000000"/>
+          <w:right w:val="none" w:sz="0" w:space="0" w:color="auto"/>
+          <w:insideH w:val="none" w:sz="0" w:space="0" w:color="auto"/>
+          <w:insideV w:val="none" w:sz="0" w:space="0" w:color="auto"/>
+        </w:tblBorders>
+      </w:tblPr>
+      <w:tblGrid>
+        <w:gridCol w:w="6803"/>
+        <w:gridCol w:w="2835"/>
+      </w:tblGrid>
+      <w:tr>
+        <w:trPr>
+          <w:trHeight w:val="360"/>
+        </w:trPr>
+        <w:tc>
+          <w:tcPr>
+            <w:tcW w:type="dxa" w:w="6803"/>
+            <w:vAlign w:val="center"/>
+          </w:tcPr>
+          <w:p/>
+        </w:tc>
+        <w:tc>
+          <w:tcPr>
+            <w:tcW w:type="dxa" w:w="2835"/>
+            <w:vAlign w:val="center"/>
+          </w:tcPr>
+          <w:p/>
+        </w:tc>
+      </w:tr>
+      <w:tr>
+        <w:trPr>
+          <w:trHeight w:val="360"/>
+        </w:trPr>
+        <w:tc>
+          <w:tcPr>
+            <w:tcW w:type="dxa" w:w="6803"/>
+            <w:vAlign w:val="center"/>
+          </w:tcPr>
+          <w:p>
+            <w:pPr>
+              <w:pStyle w:val="DCXPPoste"/>
+              <w:jc w:val="left"/>
+            </w:pPr>
+            <w:r>
+              <w:rPr>
+                <w:b/>
+              </w:rPr>
+              <w:t>Projets :</w:t>
+            </w:r>
+          </w:p>
+        </w:tc>
+        <w:tc>
+          <w:tcPr>
+            <w:tcW w:type="dxa" w:w="2835"/>
+            <w:vAlign w:val="center"/>
+          </w:tcPr>
+          <w:p/>
+        </w:tc>
+      </w:tr>
+    </w:tbl>
+    <w:p>
+      <w:pPr>
+        <w:pStyle w:val="DCNormal"/>
+      </w:pPr>
+    </w:p>
+    <w:p>
+      <w:pPr>
+        <w:pStyle w:val="DC1stbullet"/>
+      </w:pPr>
+      <w:r>
+        <w:t>Création d’un jeu (type google doodle) pour accompagner la page web d’une campagne de dons pour le programme alimentaire mondial (wfp japan).</w:t>
+      </w:r>
+    </w:p>
+    <w:p>
+      <w:pPr>
+        <w:pStyle w:val="DC1stbullet"/>
+      </w:pPr>
+      <w:r>
+        <w:t>Création d’un site d’e-learning pour les clients d’une clinique de voyage</w:t>
+      </w:r>
+    </w:p>
+    <w:p>
+      <w:pPr>
+        <w:pStyle w:val="DC1stbullet"/>
+      </w:pPr>
+      <w:r>
+        <w:t>Création d’un logiciel de gestion</w:t>
+      </w:r>
+    </w:p>
+    <w:p>
+      <w:pPr>
+        <w:pStyle w:val="DC1stbullet"/>
+      </w:pPr>
+      <w:r>
+        <w:t>Étude du savoir-faire, analyse fonctionnelle et création du cahier des charges.</w:t>
+      </w:r>
+    </w:p>
+    <w:p>
+      <w:pPr>
+        <w:pStyle w:val="DC1stbullet"/>
+      </w:pPr>
+      <w:r>
+        <w:t>Conception de la base de données, de la structure du projet et de l’interface utilisateur.</w:t>
+      </w:r>
+    </w:p>
+    <w:p>
+      <w:pPr>
+        <w:pStyle w:val="DC1stbullet"/>
+      </w:pPr>
+      <w:r>
+        <w:t>Création d’un framework inspiré par la programmation orientée aspect et d’un cms pour contenus multilingues.</w:t>
+      </w:r>
+    </w:p>
+    <w:p>
+      <w:pPr>
+        <w:pStyle w:val="DCXPBlueContent"/>
+      </w:pPr>
+      <w:r>
+        <w:rPr>
+          <w:b/>
+        </w:rPr>
+        <w:t xml:space="preserve">Environnements techniques : </w:t>
+      </w:r>
+      <w:r>
+        <w:t>PHP, Javascript, TypeScript, Volt, JSX, CSS, HTML, Phalcon 3, AJAX, JQuery, Node.js, React, Next.js, Bootstrap 4, Semantic-UI, MySQL, Prisma, GraphQL, Docker, Docker Compose, Git, AWS, Amazon Linux 2, Apache 2, Nginx, JWT, OpenVPN, Trello</w:t>
+      </w:r>
+    </w:p>
+    <w:p>
+      <w:pPr>
+        <w:pStyle w:val="DCNormal"/>
+      </w:pPr>
+    </w:p>
+    <w:tbl>
+      <w:tblPr>
+        <w:tblW w:type="auto" w:w="0"/>
+        <w:tblLayout w:type="fixed"/>
+        <w:tblLook w:firstColumn="1" w:firstRow="1" w:lastColumn="0" w:lastRow="0" w:noHBand="0" w:noVBand="1" w:val="04A0"/>
+        <w:tblBorders>
+          <w:top w:val="none" w:sz="0" w:space="0" w:color="auto"/>
+          <w:left w:val="none" w:sz="0" w:space="0" w:color="auto"/>
+          <w:bottom w:val="single" w:sz="10" w:space="0" w:color="000000"/>
+          <w:right w:val="none" w:sz="0" w:space="0" w:color="auto"/>
+          <w:insideH w:val="none" w:sz="0" w:space="0" w:color="auto"/>
+          <w:insideV w:val="none" w:sz="0" w:space="0" w:color="auto"/>
+        </w:tblBorders>
+      </w:tblPr>
+      <w:tblGrid>
+        <w:gridCol w:w="6803"/>
+        <w:gridCol w:w="2835"/>
+      </w:tblGrid>
+      <w:tr>
+        <w:trPr>
+          <w:trHeight w:val="360"/>
+        </w:trPr>
+        <w:tc>
+          <w:tcPr>
+            <w:tcW w:type="dxa" w:w="6803"/>
+            <w:vAlign w:val="center"/>
+          </w:tcPr>
+          <w:p>
+            <w:pPr>
+              <w:pStyle w:val="DCXPTitle"/>
+              <w:jc w:val="left"/>
+            </w:pPr>
+            <w:r>
+              <w:t>t-bone productions</w:t>
+            </w:r>
+          </w:p>
+        </w:tc>
+        <w:tc>
+          <w:tcPr>
+            <w:tcW w:type="dxa" w:w="2835"/>
+            <w:vAlign w:val="center"/>
+          </w:tcPr>
+          <w:p>
+            <w:pPr>
+              <w:pStyle w:val="DCXPDate"/>
+              <w:jc w:val="right"/>
+            </w:pPr>
+            <w:r>
+              <w:t>07-12/2007</w:t>
+            </w:r>
+          </w:p>
+        </w:tc>
+      </w:tr>
+      <w:tr>
+        <w:trPr>
+          <w:trHeight w:val="360"/>
+        </w:trPr>
+        <w:tc>
+          <w:tcPr>
+            <w:tcW w:type="dxa" w:w="6803"/>
+            <w:vAlign w:val="center"/>
+          </w:tcPr>
+          <w:p>
+            <w:pPr>
+              <w:pStyle w:val="DCXPPoste"/>
+              <w:jc w:val="left"/>
+            </w:pPr>
+            <w:r>
+              <w:t>développeur</w:t>
+            </w:r>
+          </w:p>
+        </w:tc>
+        <w:tc>
+          <w:tcPr>
+            <w:tcW w:type="dxa" w:w="2835"/>
+            <w:vAlign w:val="center"/>
+          </w:tcPr>
+          <w:p/>
+        </w:tc>
+      </w:tr>
+    </w:tbl>
+    <w:p>
+      <w:pPr>
+        <w:pStyle w:val="DCNormal"/>
+      </w:pPr>
+    </w:p>
+    <w:p>
+      <w:pPr>
+        <w:pStyle w:val="DCT1Sections"/>
+      </w:pPr>
+      <w:r>
+        <w:t>Projet : mise à jour du design du site australien de toyota material handling.</w:t>
+      </w:r>
+    </w:p>
+    <w:p>
+      <w:pPr>
+        <w:pStyle w:val="DC1stbullet"/>
+      </w:pPr>
+      <w:r>
+        <w:t>Adaptation des scripts des pages web au nouveau design.</w:t>
+      </w:r>
+    </w:p>
+    <w:p>
+      <w:pPr>
+        <w:pStyle w:val="DC1stbullet"/>
+      </w:pPr>
+      <w:r>
+        <w:t>Ajout de nouvelles pages et fonctionnalités.</w:t>
+      </w:r>
+    </w:p>
+    <w:p>
+      <w:pPr>
+        <w:pStyle w:val="DCXPBlueContent"/>
+      </w:pPr>
+      <w:r>
+        <w:rPr>
+          <w:b/>
+        </w:rPr>
+        <w:t>Environnements techniques:</w:t>
+      </w:r>
+      <w:r>
+        <w:t xml:space="preserve"> C#, ASP, SQL Server, Visual Studio, .Net, Windows</w:t>
+      </w:r>
+    </w:p>
+    <w:p>
+      <w:pPr>
+        <w:pStyle w:val="DCNormal"/>
+      </w:pPr>
+    </w:p>
+    <w:tbl>
+      <w:tblPr>
+        <w:tblW w:type="auto" w:w="0"/>
+        <w:tblLayout w:type="fixed"/>
+        <w:tblLook w:firstColumn="1" w:firstRow="1" w:lastColumn="0" w:lastRow="0" w:noHBand="0" w:noVBand="1" w:val="04A0"/>
+        <w:tblBorders>
+          <w:top w:val="none" w:sz="0" w:space="0" w:color="auto"/>
+          <w:left w:val="none" w:sz="0" w:space="0" w:color="auto"/>
+          <w:bottom w:val="single" w:sz="10" w:space="0" w:color="000000"/>
+          <w:right w:val="none" w:sz="0" w:space="0" w:color="auto"/>
+          <w:insideH w:val="none" w:sz="0" w:space="0" w:color="auto"/>
+          <w:insideV w:val="none" w:sz="0" w:space="0" w:color="auto"/>
+        </w:tblBorders>
+      </w:tblPr>
+      <w:tblGrid>
+        <w:gridCol w:w="6803"/>
+        <w:gridCol w:w="2835"/>
+      </w:tblGrid>
+      <w:tr>
+        <w:trPr>
+          <w:trHeight w:val="360"/>
+        </w:trPr>
+        <w:tc>
+          <w:tcPr>
+            <w:tcW w:type="dxa" w:w="6803"/>
+            <w:vAlign w:val="center"/>
+          </w:tcPr>
+          <w:p>
+            <w:pPr>
+              <w:pStyle w:val="DCXPTitle"/>
+              <w:jc w:val="left"/>
+            </w:pPr>
+            <w:r>
+              <w:t>sydney web</w:t>
+            </w:r>
+          </w:p>
+        </w:tc>
+        <w:tc>
+          <w:tcPr>
+            <w:tcW w:type="dxa" w:w="2835"/>
+            <w:vAlign w:val="center"/>
+          </w:tcPr>
+          <w:p>
+            <w:pPr>
+              <w:pStyle w:val="DCXPDate"/>
+              <w:jc w:val="right"/>
+            </w:pPr>
+            <w:r>
+              <w:t>02-05</w:t>
+            </w:r>
+          </w:p>
+        </w:tc>
+      </w:tr>
+      <w:tr>
+        <w:trPr>
+          <w:trHeight w:val="360"/>
+        </w:trPr>
+        <w:tc>
+          <w:tcPr>
+            <w:tcW w:type="dxa" w:w="6803"/>
+            <w:vAlign w:val="center"/>
+          </w:tcPr>
+          <w:p>
+            <w:pPr>
+              <w:pStyle w:val="DCXPPoste"/>
+              <w:jc w:val="left"/>
+            </w:pPr>
+            <w:r>
+              <w:t>développeur</w:t>
+            </w:r>
+          </w:p>
+        </w:tc>
+        <w:tc>
+          <w:tcPr>
+            <w:tcW w:type="dxa" w:w="2835"/>
+            <w:vAlign w:val="center"/>
+          </w:tcPr>
+          <w:p/>
+        </w:tc>
+      </w:tr>
+    </w:tbl>
+    <w:p>
+      <w:pPr>
+        <w:pStyle w:val="DCNormal"/>
+      </w:pPr>
+    </w:p>
+    <w:p>
+      <w:pPr>
+        <w:pStyle w:val="DCT1Sections"/>
+      </w:pPr>
+      <w:r>
+        <w:t>Projet : continuation d’un projet interne: l’annuaire des entreprises à sydney.</w:t>
       </w:r>
     </w:p>
     <w:p>

--- a/renders/DC_BMO_GLOBAL_generated.docx
+++ b/renders/DC_BMO_GLOBAL_generated.docx
@@ -1010,10 +1010,10 @@
     </w:p>
     <w:p>
       <w:pPr>
-        <w:pStyle w:val="DCT1Sections"/>
+        <w:pStyle w:val="DCNormal"/>
       </w:pPr>
       <w:r>
-        <w:t>Projet : plateau frontend du train safe 3d, direction ingénierie et projets nouveau nucléaire, edf</w:t>
+        <w:t>Projet : Plateau Frontend du Train SAFe 3D, Direction ingénierie et projets nouveau nucléaire, EDF</w:t>
       </w:r>
     </w:p>
     <w:p>
@@ -1101,81 +1101,14 @@
     </w:p>
     <w:p>
       <w:pPr>
-        <w:pStyle w:val="DCNormal"/>
-      </w:pPr>
-    </w:p>
-    <w:tbl>
-      <w:tblPr>
-        <w:tblW w:type="auto" w:w="0"/>
-        <w:tblLayout w:type="fixed"/>
-        <w:tblLook w:firstColumn="1" w:firstRow="1" w:lastColumn="0" w:lastRow="0" w:noHBand="0" w:noVBand="1" w:val="04A0"/>
-        <w:tblBorders>
-          <w:top w:val="none" w:sz="0" w:space="0" w:color="auto"/>
-          <w:left w:val="none" w:sz="0" w:space="0" w:color="auto"/>
-          <w:bottom w:val="single" w:sz="10" w:space="0" w:color="000000"/>
-          <w:right w:val="none" w:sz="0" w:space="0" w:color="auto"/>
-          <w:insideH w:val="none" w:sz="0" w:space="0" w:color="auto"/>
-          <w:insideV w:val="none" w:sz="0" w:space="0" w:color="auto"/>
-        </w:tblBorders>
-      </w:tblPr>
-      <w:tblGrid>
-        <w:gridCol w:w="6803"/>
-        <w:gridCol w:w="2835"/>
-      </w:tblGrid>
-      <w:tr>
-        <w:trPr>
-          <w:trHeight w:val="360"/>
-        </w:trPr>
-        <w:tc>
-          <w:tcPr>
-            <w:tcW w:type="dxa" w:w="6803"/>
-            <w:vAlign w:val="center"/>
-          </w:tcPr>
-          <w:p/>
-        </w:tc>
-        <w:tc>
-          <w:tcPr>
-            <w:tcW w:type="dxa" w:w="2835"/>
-            <w:vAlign w:val="center"/>
-          </w:tcPr>
-          <w:p/>
-        </w:tc>
-      </w:tr>
-      <w:tr>
-        <w:trPr>
-          <w:trHeight w:val="360"/>
-        </w:trPr>
-        <w:tc>
-          <w:tcPr>
-            <w:tcW w:type="dxa" w:w="6803"/>
-            <w:vAlign w:val="center"/>
-          </w:tcPr>
-          <w:p>
-            <w:pPr>
-              <w:pStyle w:val="DCXPPoste"/>
-              <w:jc w:val="left"/>
-            </w:pPr>
-            <w:r>
-              <w:rPr>
-                <w:b/>
-              </w:rPr>
-              <w:t>Analyse technique et fonctionnelle</w:t>
-            </w:r>
-          </w:p>
-        </w:tc>
-        <w:tc>
-          <w:tcPr>
-            <w:tcW w:type="dxa" w:w="2835"/>
-            <w:vAlign w:val="center"/>
-          </w:tcPr>
-          <w:p/>
-        </w:tc>
-      </w:tr>
-    </w:tbl>
-    <w:p>
-      <w:pPr>
-        <w:pStyle w:val="DCNormal"/>
-      </w:pPr>
+        <w:pStyle w:val="DCT1Sections"/>
+      </w:pPr>
+      <w:r>
+        <w:rPr>
+          <w:b/>
+        </w:rPr>
+        <w:t>Analyse technique et fonctionnelle</w:t>
+      </w:r>
     </w:p>
     <w:p>
       <w:pPr>
@@ -1243,81 +1176,14 @@
     </w:p>
     <w:p>
       <w:pPr>
-        <w:pStyle w:val="DCNormal"/>
-      </w:pPr>
-    </w:p>
-    <w:tbl>
-      <w:tblPr>
-        <w:tblW w:type="auto" w:w="0"/>
-        <w:tblLayout w:type="fixed"/>
-        <w:tblLook w:firstColumn="1" w:firstRow="1" w:lastColumn="0" w:lastRow="0" w:noHBand="0" w:noVBand="1" w:val="04A0"/>
-        <w:tblBorders>
-          <w:top w:val="none" w:sz="0" w:space="0" w:color="auto"/>
-          <w:left w:val="none" w:sz="0" w:space="0" w:color="auto"/>
-          <w:bottom w:val="single" w:sz="10" w:space="0" w:color="000000"/>
-          <w:right w:val="none" w:sz="0" w:space="0" w:color="auto"/>
-          <w:insideH w:val="none" w:sz="0" w:space="0" w:color="auto"/>
-          <w:insideV w:val="none" w:sz="0" w:space="0" w:color="auto"/>
-        </w:tblBorders>
-      </w:tblPr>
-      <w:tblGrid>
-        <w:gridCol w:w="6803"/>
-        <w:gridCol w:w="2835"/>
-      </w:tblGrid>
-      <w:tr>
-        <w:trPr>
-          <w:trHeight w:val="360"/>
-        </w:trPr>
-        <w:tc>
-          <w:tcPr>
-            <w:tcW w:type="dxa" w:w="6803"/>
-            <w:vAlign w:val="center"/>
-          </w:tcPr>
-          <w:p/>
-        </w:tc>
-        <w:tc>
-          <w:tcPr>
-            <w:tcW w:type="dxa" w:w="2835"/>
-            <w:vAlign w:val="center"/>
-          </w:tcPr>
-          <w:p/>
-        </w:tc>
-      </w:tr>
-      <w:tr>
-        <w:trPr>
-          <w:trHeight w:val="360"/>
-        </w:trPr>
-        <w:tc>
-          <w:tcPr>
-            <w:tcW w:type="dxa" w:w="6803"/>
-            <w:vAlign w:val="center"/>
-          </w:tcPr>
-          <w:p>
-            <w:pPr>
-              <w:pStyle w:val="DCXPPoste"/>
-              <w:jc w:val="left"/>
-            </w:pPr>
-            <w:r>
-              <w:rPr>
-                <w:b/>
-              </w:rPr>
-              <w:t>Contrôle de la qualité des livrables</w:t>
-            </w:r>
-          </w:p>
-        </w:tc>
-        <w:tc>
-          <w:tcPr>
-            <w:tcW w:type="dxa" w:w="2835"/>
-            <w:vAlign w:val="center"/>
-          </w:tcPr>
-          <w:p/>
-        </w:tc>
-      </w:tr>
-    </w:tbl>
-    <w:p>
-      <w:pPr>
-        <w:pStyle w:val="DCNormal"/>
-      </w:pPr>
+        <w:pStyle w:val="DCT1Sections"/>
+      </w:pPr>
+      <w:r>
+        <w:rPr>
+          <w:b/>
+        </w:rPr>
+        <w:t>Contrôle de la qualité des livrables</w:t>
+      </w:r>
     </w:p>
     <w:p>
       <w:pPr>
@@ -1377,81 +1243,14 @@
     </w:p>
     <w:p>
       <w:pPr>
-        <w:pStyle w:val="DCNormal"/>
-      </w:pPr>
-    </w:p>
-    <w:tbl>
-      <w:tblPr>
-        <w:tblW w:type="auto" w:w="0"/>
-        <w:tblLayout w:type="fixed"/>
-        <w:tblLook w:firstColumn="1" w:firstRow="1" w:lastColumn="0" w:lastRow="0" w:noHBand="0" w:noVBand="1" w:val="04A0"/>
-        <w:tblBorders>
-          <w:top w:val="none" w:sz="0" w:space="0" w:color="auto"/>
-          <w:left w:val="none" w:sz="0" w:space="0" w:color="auto"/>
-          <w:bottom w:val="single" w:sz="10" w:space="0" w:color="000000"/>
-          <w:right w:val="none" w:sz="0" w:space="0" w:color="auto"/>
-          <w:insideH w:val="none" w:sz="0" w:space="0" w:color="auto"/>
-          <w:insideV w:val="none" w:sz="0" w:space="0" w:color="auto"/>
-        </w:tblBorders>
-      </w:tblPr>
-      <w:tblGrid>
-        <w:gridCol w:w="6803"/>
-        <w:gridCol w:w="2835"/>
-      </w:tblGrid>
-      <w:tr>
-        <w:trPr>
-          <w:trHeight w:val="360"/>
-        </w:trPr>
-        <w:tc>
-          <w:tcPr>
-            <w:tcW w:type="dxa" w:w="6803"/>
-            <w:vAlign w:val="center"/>
-          </w:tcPr>
-          <w:p/>
-        </w:tc>
-        <w:tc>
-          <w:tcPr>
-            <w:tcW w:type="dxa" w:w="2835"/>
-            <w:vAlign w:val="center"/>
-          </w:tcPr>
-          <w:p/>
-        </w:tc>
-      </w:tr>
-      <w:tr>
-        <w:trPr>
-          <w:trHeight w:val="360"/>
-        </w:trPr>
-        <w:tc>
-          <w:tcPr>
-            <w:tcW w:type="dxa" w:w="6803"/>
-            <w:vAlign w:val="center"/>
-          </w:tcPr>
-          <w:p>
-            <w:pPr>
-              <w:pStyle w:val="DCXPPoste"/>
-              <w:jc w:val="left"/>
-            </w:pPr>
-            <w:r>
-              <w:rPr>
-                <w:b/>
-              </w:rPr>
-              <w:t>Activités transverses</w:t>
-            </w:r>
-          </w:p>
-        </w:tc>
-        <w:tc>
-          <w:tcPr>
-            <w:tcW w:type="dxa" w:w="2835"/>
-            <w:vAlign w:val="center"/>
-          </w:tcPr>
-          <w:p/>
-        </w:tc>
-      </w:tr>
-    </w:tbl>
-    <w:p>
-      <w:pPr>
-        <w:pStyle w:val="DCNormal"/>
-      </w:pPr>
+        <w:pStyle w:val="DCT1Sections"/>
+      </w:pPr>
+      <w:r>
+        <w:rPr>
+          <w:b/>
+        </w:rPr>
+        <w:t>Activités transverses</w:t>
+      </w:r>
     </w:p>
     <w:p>
       <w:pPr>
@@ -1624,10 +1423,10 @@
     </w:p>
     <w:p>
       <w:pPr>
-        <w:pStyle w:val="DCT1Sections"/>
+        <w:pStyle w:val="DCNormal"/>
       </w:pPr>
       <w:r>
-        <w:t>Projet : remplacement et développement d’un logiciel médical</w:t>
+        <w:t>Projet : Remplacement et développement d’un logiciel médical</w:t>
       </w:r>
     </w:p>
     <w:p>
@@ -1680,81 +1479,14 @@
     </w:p>
     <w:p>
       <w:pPr>
-        <w:pStyle w:val="DCNormal"/>
-      </w:pPr>
-    </w:p>
-    <w:tbl>
-      <w:tblPr>
-        <w:tblW w:type="auto" w:w="0"/>
-        <w:tblLayout w:type="fixed"/>
-        <w:tblLook w:firstColumn="1" w:firstRow="1" w:lastColumn="0" w:lastRow="0" w:noHBand="0" w:noVBand="1" w:val="04A0"/>
-        <w:tblBorders>
-          <w:top w:val="none" w:sz="0" w:space="0" w:color="auto"/>
-          <w:left w:val="none" w:sz="0" w:space="0" w:color="auto"/>
-          <w:bottom w:val="single" w:sz="10" w:space="0" w:color="000000"/>
-          <w:right w:val="none" w:sz="0" w:space="0" w:color="auto"/>
-          <w:insideH w:val="none" w:sz="0" w:space="0" w:color="auto"/>
-          <w:insideV w:val="none" w:sz="0" w:space="0" w:color="auto"/>
-        </w:tblBorders>
-      </w:tblPr>
-      <w:tblGrid>
-        <w:gridCol w:w="6803"/>
-        <w:gridCol w:w="2835"/>
-      </w:tblGrid>
-      <w:tr>
-        <w:trPr>
-          <w:trHeight w:val="360"/>
-        </w:trPr>
-        <w:tc>
-          <w:tcPr>
-            <w:tcW w:type="dxa" w:w="6803"/>
-            <w:vAlign w:val="center"/>
-          </w:tcPr>
-          <w:p/>
-        </w:tc>
-        <w:tc>
-          <w:tcPr>
-            <w:tcW w:type="dxa" w:w="2835"/>
-            <w:vAlign w:val="center"/>
-          </w:tcPr>
-          <w:p/>
-        </w:tc>
-      </w:tr>
-      <w:tr>
-        <w:trPr>
-          <w:trHeight w:val="360"/>
-        </w:trPr>
-        <w:tc>
-          <w:tcPr>
-            <w:tcW w:type="dxa" w:w="6803"/>
-            <w:vAlign w:val="center"/>
-          </w:tcPr>
-          <w:p>
-            <w:pPr>
-              <w:pStyle w:val="DCXPPoste"/>
-              <w:jc w:val="left"/>
-            </w:pPr>
-            <w:r>
-              <w:rPr>
-                <w:b/>
-              </w:rPr>
-              <w:t>Architecture</w:t>
-            </w:r>
-          </w:p>
-        </w:tc>
-        <w:tc>
-          <w:tcPr>
-            <w:tcW w:type="dxa" w:w="2835"/>
-            <w:vAlign w:val="center"/>
-          </w:tcPr>
-          <w:p/>
-        </w:tc>
-      </w:tr>
-    </w:tbl>
-    <w:p>
-      <w:pPr>
-        <w:pStyle w:val="DCNormal"/>
-      </w:pPr>
+        <w:pStyle w:val="DCT1Sections"/>
+      </w:pPr>
+      <w:r>
+        <w:rPr>
+          <w:b/>
+        </w:rPr>
+        <w:t>Architecture</w:t>
+      </w:r>
     </w:p>
     <w:p>
       <w:pPr>
@@ -1782,81 +1514,14 @@
     </w:p>
     <w:p>
       <w:pPr>
-        <w:pStyle w:val="DCNormal"/>
-      </w:pPr>
-    </w:p>
-    <w:tbl>
-      <w:tblPr>
-        <w:tblW w:type="auto" w:w="0"/>
-        <w:tblLayout w:type="fixed"/>
-        <w:tblLook w:firstColumn="1" w:firstRow="1" w:lastColumn="0" w:lastRow="0" w:noHBand="0" w:noVBand="1" w:val="04A0"/>
-        <w:tblBorders>
-          <w:top w:val="none" w:sz="0" w:space="0" w:color="auto"/>
-          <w:left w:val="none" w:sz="0" w:space="0" w:color="auto"/>
-          <w:bottom w:val="single" w:sz="10" w:space="0" w:color="000000"/>
-          <w:right w:val="none" w:sz="0" w:space="0" w:color="auto"/>
-          <w:insideH w:val="none" w:sz="0" w:space="0" w:color="auto"/>
-          <w:insideV w:val="none" w:sz="0" w:space="0" w:color="auto"/>
-        </w:tblBorders>
-      </w:tblPr>
-      <w:tblGrid>
-        <w:gridCol w:w="6803"/>
-        <w:gridCol w:w="2835"/>
-      </w:tblGrid>
-      <w:tr>
-        <w:trPr>
-          <w:trHeight w:val="360"/>
-        </w:trPr>
-        <w:tc>
-          <w:tcPr>
-            <w:tcW w:type="dxa" w:w="6803"/>
-            <w:vAlign w:val="center"/>
-          </w:tcPr>
-          <w:p/>
-        </w:tc>
-        <w:tc>
-          <w:tcPr>
-            <w:tcW w:type="dxa" w:w="2835"/>
-            <w:vAlign w:val="center"/>
-          </w:tcPr>
-          <w:p/>
-        </w:tc>
-      </w:tr>
-      <w:tr>
-        <w:trPr>
-          <w:trHeight w:val="360"/>
-        </w:trPr>
-        <w:tc>
-          <w:tcPr>
-            <w:tcW w:type="dxa" w:w="6803"/>
-            <w:vAlign w:val="center"/>
-          </w:tcPr>
-          <w:p>
-            <w:pPr>
-              <w:pStyle w:val="DCXPPoste"/>
-              <w:jc w:val="left"/>
-            </w:pPr>
-            <w:r>
-              <w:rPr>
-                <w:b/>
-              </w:rPr>
-              <w:t>Développement</w:t>
-            </w:r>
-          </w:p>
-        </w:tc>
-        <w:tc>
-          <w:tcPr>
-            <w:tcW w:type="dxa" w:w="2835"/>
-            <w:vAlign w:val="center"/>
-          </w:tcPr>
-          <w:p/>
-        </w:tc>
-      </w:tr>
-    </w:tbl>
-    <w:p>
-      <w:pPr>
-        <w:pStyle w:val="DCNormal"/>
-      </w:pPr>
+        <w:pStyle w:val="DCT1Sections"/>
+      </w:pPr>
+      <w:r>
+        <w:rPr>
+          <w:b/>
+        </w:rPr>
+        <w:t>Développement</w:t>
+      </w:r>
     </w:p>
     <w:p>
       <w:pPr>
@@ -1876,81 +1541,14 @@
     </w:p>
     <w:p>
       <w:pPr>
-        <w:pStyle w:val="DCNormal"/>
-      </w:pPr>
-    </w:p>
-    <w:tbl>
-      <w:tblPr>
-        <w:tblW w:type="auto" w:w="0"/>
-        <w:tblLayout w:type="fixed"/>
-        <w:tblLook w:firstColumn="1" w:firstRow="1" w:lastColumn="0" w:lastRow="0" w:noHBand="0" w:noVBand="1" w:val="04A0"/>
-        <w:tblBorders>
-          <w:top w:val="none" w:sz="0" w:space="0" w:color="auto"/>
-          <w:left w:val="none" w:sz="0" w:space="0" w:color="auto"/>
-          <w:bottom w:val="single" w:sz="10" w:space="0" w:color="000000"/>
-          <w:right w:val="none" w:sz="0" w:space="0" w:color="auto"/>
-          <w:insideH w:val="none" w:sz="0" w:space="0" w:color="auto"/>
-          <w:insideV w:val="none" w:sz="0" w:space="0" w:color="auto"/>
-        </w:tblBorders>
-      </w:tblPr>
-      <w:tblGrid>
-        <w:gridCol w:w="6803"/>
-        <w:gridCol w:w="2835"/>
-      </w:tblGrid>
-      <w:tr>
-        <w:trPr>
-          <w:trHeight w:val="360"/>
-        </w:trPr>
-        <w:tc>
-          <w:tcPr>
-            <w:tcW w:type="dxa" w:w="6803"/>
-            <w:vAlign w:val="center"/>
-          </w:tcPr>
-          <w:p/>
-        </w:tc>
-        <w:tc>
-          <w:tcPr>
-            <w:tcW w:type="dxa" w:w="2835"/>
-            <w:vAlign w:val="center"/>
-          </w:tcPr>
-          <w:p/>
-        </w:tc>
-      </w:tr>
-      <w:tr>
-        <w:trPr>
-          <w:trHeight w:val="360"/>
-        </w:trPr>
-        <w:tc>
-          <w:tcPr>
-            <w:tcW w:type="dxa" w:w="6803"/>
-            <w:vAlign w:val="center"/>
-          </w:tcPr>
-          <w:p>
-            <w:pPr>
-              <w:pStyle w:val="DCXPPoste"/>
-              <w:jc w:val="left"/>
-            </w:pPr>
-            <w:r>
-              <w:rPr>
-                <w:b/>
-              </w:rPr>
-              <w:t>Activités transverses</w:t>
-            </w:r>
-          </w:p>
-        </w:tc>
-        <w:tc>
-          <w:tcPr>
-            <w:tcW w:type="dxa" w:w="2835"/>
-            <w:vAlign w:val="center"/>
-          </w:tcPr>
-          <w:p/>
-        </w:tc>
-      </w:tr>
-    </w:tbl>
-    <w:p>
-      <w:pPr>
-        <w:pStyle w:val="DCNormal"/>
-      </w:pPr>
+        <w:pStyle w:val="DCT1Sections"/>
+      </w:pPr>
+      <w:r>
+        <w:rPr>
+          <w:b/>
+        </w:rPr>
+        <w:t>Activités transverses</w:t>
+      </w:r>
     </w:p>
     <w:p>
       <w:pPr>
@@ -1988,79 +1586,12 @@
       <w:pPr>
         <w:pStyle w:val="DCNormal"/>
       </w:pPr>
-    </w:p>
-    <w:tbl>
-      <w:tblPr>
-        <w:tblW w:type="auto" w:w="0"/>
-        <w:tblLayout w:type="fixed"/>
-        <w:tblLook w:firstColumn="1" w:firstRow="1" w:lastColumn="0" w:lastRow="0" w:noHBand="0" w:noVBand="1" w:val="04A0"/>
-        <w:tblBorders>
-          <w:top w:val="none" w:sz="0" w:space="0" w:color="auto"/>
-          <w:left w:val="none" w:sz="0" w:space="0" w:color="auto"/>
-          <w:bottom w:val="single" w:sz="10" w:space="0" w:color="000000"/>
-          <w:right w:val="none" w:sz="0" w:space="0" w:color="auto"/>
-          <w:insideH w:val="none" w:sz="0" w:space="0" w:color="auto"/>
-          <w:insideV w:val="none" w:sz="0" w:space="0" w:color="auto"/>
-        </w:tblBorders>
-      </w:tblPr>
-      <w:tblGrid>
-        <w:gridCol w:w="6803"/>
-        <w:gridCol w:w="2835"/>
-      </w:tblGrid>
-      <w:tr>
-        <w:trPr>
-          <w:trHeight w:val="360"/>
-        </w:trPr>
-        <w:tc>
-          <w:tcPr>
-            <w:tcW w:type="dxa" w:w="6803"/>
-            <w:vAlign w:val="center"/>
-          </w:tcPr>
-          <w:p/>
-        </w:tc>
-        <w:tc>
-          <w:tcPr>
-            <w:tcW w:type="dxa" w:w="2835"/>
-            <w:vAlign w:val="center"/>
-          </w:tcPr>
-          <w:p/>
-        </w:tc>
-      </w:tr>
-      <w:tr>
-        <w:trPr>
-          <w:trHeight w:val="360"/>
-        </w:trPr>
-        <w:tc>
-          <w:tcPr>
-            <w:tcW w:type="dxa" w:w="6803"/>
-            <w:vAlign w:val="center"/>
-          </w:tcPr>
-          <w:p>
-            <w:pPr>
-              <w:pStyle w:val="DCXPPoste"/>
-              <w:jc w:val="left"/>
-            </w:pPr>
-            <w:r>
-              <w:rPr>
-                <w:b/>
-              </w:rPr>
-              <w:t>Projets :</w:t>
-            </w:r>
-          </w:p>
-        </w:tc>
-        <w:tc>
-          <w:tcPr>
-            <w:tcW w:type="dxa" w:w="2835"/>
-            <w:vAlign w:val="center"/>
-          </w:tcPr>
-          <w:p/>
-        </w:tc>
-      </w:tr>
-    </w:tbl>
-    <w:p>
-      <w:pPr>
-        <w:pStyle w:val="DCNormal"/>
-      </w:pPr>
+      <w:r>
+        <w:rPr>
+          <w:b/>
+        </w:rPr>
+        <w:t>Projets :</w:t>
+      </w:r>
     </w:p>
     <w:p>
       <w:pPr>
@@ -2217,10 +1748,10 @@
     </w:p>
     <w:p>
       <w:pPr>
-        <w:pStyle w:val="DCT1Sections"/>
+        <w:pStyle w:val="DCNormal"/>
       </w:pPr>
       <w:r>
-        <w:t>Projet : mise à jour du design du site australien de toyota material handling.</w:t>
+        <w:t>Projet : Mise à jour du design du site australien de Toyota Material Handling.</w:t>
       </w:r>
     </w:p>
     <w:p>
@@ -2346,10 +1877,10 @@
     </w:p>
     <w:p>
       <w:pPr>
-        <w:pStyle w:val="DCT1Sections"/>
+        <w:pStyle w:val="DCNormal"/>
       </w:pPr>
       <w:r>
-        <w:t>Projet : continuation d’un projet interne: l’annuaire des entreprises à sydney.</w:t>
+        <w:t>Projet : Continuation d’un projet interne: l’annuaire des entreprises à Sydney.</w:t>
       </w:r>
     </w:p>
     <w:p>
